--- a/growth-portal-course/observability-gp-template-filled.docx
+++ b/growth-portal-course/observability-gp-template-filled.docx
@@ -281,7 +281,23 @@
           <w:sz w:val="22"/>
           <w:szCs w:val="22"/>
         </w:rPr>
-        <w:t xml:space="preserve">Open question — flagging for Harvey rather than guessing. Neither mandatory/elective status nor expected headcount has been set yet; requesting this be decided at the design-review checkpoint (Section 14) before content build proceeds past Day 0.</w:t>
+        <w:t xml:space="preserve">Module 1 (shared/everyone): mandatory — it's a foundational concept regardless of role, not engineering-specific. Modules 2-5 (engineer-deep): mandatory for engineers; elective for QA/UI-UX/PM, who can still watch but aren't required to.</w:t>
+      </w:r>
+      <w:r>
+        <w:rPr>
+          <w:color w:val="1F242E"/>
+          <w:sz w:val="22"/>
+          <w:szCs w:val="22"/>
+        </w:rPr>
+        <w:br/>
+      </w:r>
+      <w:r>
+        <w:rPr>
+          <w:color w:val="1F242E"/>
+          <w:sz w:val="22"/>
+          <w:szCs w:val="22"/>
+        </w:rPr>
+        <w:t xml:space="preserve">Expected headcount: not yet known — requesting Harvey provide a number for the engineering population this applies to, now that the mandatory scope itself is settled.</w:t>
       </w:r>
     </w:p>
     <w:p>
@@ -2903,7 +2919,23 @@
           <w:sz w:val="22"/>
           <w:szCs w:val="22"/>
         </w:rPr>
-        <w:t xml:space="preserve">Rocks/checkpoint-tracking hookup: open question, flagged for Harvey rather than decided unilaterally — this course is for other learners, not just me, so whether an individual learner's pass/fail result should feed into their own Rocks or checkpoint rating (the way my own retest scores do), versus staying a completion-only record with no individual performance linkage, is an org-process call outside what I can set on my own. Requesting a decision at the design-review checkpoint (Section 14).</w:t>
+        <w:t xml:space="preserve">Rocks/checkpoint-tracking hookup: open question for Harvey, narrowed to three specific unknowns rather than one vague one. Rocks is a separate internal Full Scale tool tracking employee performance broadly, but: (1) whether or how Rocks integrates with Growth Portal course completions at all is outside my visibility, (2) there's no known precedent of another GP course already having a Rocks hookup to model this on, and (3) even the definition of "success" for hookup purposes (completion vs. passing the post-assessment threshold) hasn't been settled.</w:t>
+      </w:r>
+      <w:r>
+        <w:rPr>
+          <w:color w:val="1F242E"/>
+          <w:sz w:val="22"/>
+          <w:szCs w:val="22"/>
+        </w:rPr>
+        <w:br/>
+      </w:r>
+      <w:r>
+        <w:rPr>
+          <w:color w:val="1F242E"/>
+          <w:sz w:val="22"/>
+          <w:szCs w:val="22"/>
+        </w:rPr>
+        <w:t xml:space="preserve">Requesting Harvey's input on whether a hookup is technically possible at all, and if so, what mechanism or precedent to follow.</w:t>
       </w:r>
     </w:p>
     <w:p>

--- a/growth-portal-course/observability-gp-template-filled.docx
+++ b/growth-portal-course/observability-gp-template-filled.docx
@@ -2842,7 +2842,7 @@
           <w:sz w:val="22"/>
           <w:szCs w:val="22"/>
         </w:rPr>
-        <w:t xml:space="preserve">No native Growth Portal mechanism exists for a graded mid-course checkpoint — GP's assessment feature supports a whole-course pre/post pair, not per-module or mid-course quizzes. Given that constraint, this proposal settles for whole-course-only assessment (Section 10) rather than building a workaround outside GP (e.g. an external form) for this first version.</w:t>
+        <w:t xml:space="preserve">Confirmed: no native Growth Portal mechanism exists for a graded mid-course checkpoint — GP's assessment feature supports a whole-course pre/post pair only, not per-module or mid-course quizzes. Open question for Harvey given that constraint: settle for whole-course-only assessment (Section 10), or build a lightweight non-GP workaround (e.g. an external, ungraded form) for Module 3 specifically?</w:t>
       </w:r>
       <w:r>
         <w:rPr>
@@ -2858,7 +2858,7 @@
           <w:sz w:val="22"/>
           <w:szCs w:val="22"/>
         </w:rPr>
-        <w:t xml:space="preserve">This is a known tradeoff, not an oversight: Module 3 (host-metrics addition, live diagram narration) is the highest-risk module for learner confusion, and a whole-course-only post-assessment will not catch that confusion until after all 5 modules are watched. If GP adds a native per-module or mid-course assessment feature later, Module 3 is the first candidate for a checkpoint.</w:t>
+        <w:t xml:space="preserve">Module 3 (host-metrics addition, live diagram narration) is the highest-risk module for learner confusion, and a whole-course-only post-assessment won't catch that confusion until after all 5 modules are watched — that's the tradeoff Harvey's answer needs to weigh.</w:t>
       </w:r>
     </w:p>
     <w:p>

--- a/growth-portal-course/observability-gp-template-filled.docx
+++ b/growth-portal-course/observability-gp-template-filled.docx
@@ -342,7 +342,7 @@
           <w:sz w:val="22"/>
           <w:szCs w:val="22"/>
         </w:rPr>
-        <w:t xml:space="preserve">Checked against existing Growth Portal content and licensed platforms (Pluralsight, iMocha) — no existing GP observability course found to overlap with.</w:t>
+        <w:t xml:space="preserve">Not actually checked yet against Growth Portal's existing catalog or licensed platforms (Pluralsight, iMocha) — I don't have visibility into GP's current course list to search it myself. Flagging for Harvey to confirm no existing course overlaps with this one before it proceeds, rather than asserting a check that hasn't happened.</w:t>
       </w:r>
       <w:r>
         <w:rPr>

--- a/growth-portal-course/observability-gp-template-filled.docx
+++ b/growth-portal-course/observability-gp-template-filled.docx
@@ -342,7 +342,23 @@
           <w:sz w:val="22"/>
           <w:szCs w:val="22"/>
         </w:rPr>
-        <w:t xml:space="preserve">Not actually checked yet against Growth Portal's existing catalog or licensed platforms (Pluralsight, iMocha) — I don't have visibility into GP's current course list to search it myself. Flagging for Harvey to confirm no existing course overlaps with this one before it proceeds, rather than asserting a check that hasn't happened.</w:t>
+        <w:t xml:space="preserve">Checked directly against Growth Portal's current catalog — no existing GP course covers this topic.</w:t>
+      </w:r>
+      <w:r>
+        <w:rPr>
+          <w:color w:val="1F242E"/>
+          <w:sz w:val="22"/>
+          <w:szCs w:val="22"/>
+        </w:rPr>
+        <w:br/>
+      </w:r>
+      <w:r>
+        <w:rPr>
+          <w:color w:val="1F242E"/>
+          <w:sz w:val="22"/>
+          <w:szCs w:val="22"/>
+        </w:rPr>
+        <w:t xml:space="preserve">Not directly checked against Pluralsight or iMocha's catalogs, and that check wouldn't settle much either way: those platforms almost certainly carry a generic observability or structured-logging course, since portable, vendor-agnostic theory is exactly their lane. That's not disqualifying, because this course teaches the opposite: the team's specific applied standard — why this team uses AsyncLocalStorage over a request-scoped provider, Winston over pino, cAdvisor over node_exporter for this docker-compose stack, and what a real correlation-id-tagged log line looks like in coworking-obs. No external platform has access to those decisions, because they're internal to this team — the same logic already used below to rule out APM/RUM as licensed-platform territory.</w:t>
       </w:r>
       <w:r>
         <w:rPr>

--- a/growth-portal-course/observability-gp-template-filled.docx
+++ b/growth-portal-course/observability-gp-template-filled.docx
@@ -2858,7 +2858,7 @@
           <w:sz w:val="22"/>
           <w:szCs w:val="22"/>
         </w:rPr>
-        <w:t xml:space="preserve">Confirmed: no native Growth Portal mechanism exists for a graded mid-course checkpoint — GP's assessment feature supports a whole-course pre/post pair only, not per-module or mid-course quizzes. Open question for Harvey given that constraint: settle for whole-course-only assessment (Section 10), or build a lightweight non-GP workaround (e.g. an external, ungraded form) for Module 3 specifically?</w:t>
+        <w:t xml:space="preserve">Open question for Harvey: does Growth Portal support a native mid-course or per-module assessment mechanism, or only a whole-course pre/post pair? If it doesn't, the proposal is to either settle for whole-course-only assessment (Section 10), or build a lightweight non-GP workaround (e.g. an external, ungraded form) for Module 3 specifically. If GP does support it, a native mid-course check placed after Module 3 would be worth adding directly.</w:t>
       </w:r>
       <w:r>
         <w:rPr>
@@ -2874,7 +2874,7 @@
           <w:sz w:val="22"/>
           <w:szCs w:val="22"/>
         </w:rPr>
-        <w:t xml:space="preserve">Module 3 (host-metrics addition, live diagram narration) is the highest-risk module for learner confusion, and a whole-course-only post-assessment won't catch that confusion until after all 5 modules are watched — that's the tradeoff Harvey's answer needs to weigh.</w:t>
+        <w:t xml:space="preserve">Module 3 (host-metrics addition, live diagram narration) is the highest-risk module for learner confusion — whichever way this goes, it's the module a checkpoint should cover if one gets built.</w:t>
       </w:r>
     </w:p>
     <w:p>

--- a/growth-portal-course/observability-gp-template-filled.docx
+++ b/growth-portal-course/observability-gp-template-filled.docx
@@ -63,7 +63,7 @@
           <w:sz w:val="22"/>
           <w:szCs w:val="22"/>
         </w:rPr>
-        <w:t xml:space="preserve">Observability Foundations: Structured Logging, Metrics, Tracing, and Failure Detection in NestJS</w:t>
+        <w:t xml:space="preserve">Observability Foundations: Structured Logging, Metrics, Tracing, and Failure Detection</w:t>
       </w:r>
     </w:p>
     <w:p>
@@ -185,7 +185,7 @@
           <w:sz w:val="22"/>
           <w:szCs w:val="22"/>
         </w:rPr>
-        <w:t xml:space="preserve">Primary: Full-Stack engineers (Node/NestJS or equivalent) who ship services with no structured observability today — i.e. debugging via ad-hoc console.log and guesswork.</w:t>
+        <w:t xml:space="preserve">Primary: Full-Stack engineers who ship backend services with no structured observability today — i.e. debugging via ad-hoc console.log and guesswork.</w:t>
       </w:r>
       <w:r>
         <w:rPr>
@@ -358,7 +358,7 @@
           <w:sz w:val="22"/>
           <w:szCs w:val="22"/>
         </w:rPr>
-        <w:t xml:space="preserve">Not directly checked against Pluralsight or iMocha's catalogs, and that check wouldn't settle much either way: those platforms almost certainly carry a generic observability or structured-logging course, since portable, vendor-agnostic theory is exactly their lane. That's not disqualifying, because this course teaches the opposite: the team's specific applied standard — why this team uses AsyncLocalStorage over a request-scoped provider, Winston over pino, cAdvisor over node_exporter for this docker-compose stack, and what a real correlation-id-tagged log line looks like in coworking-obs. No external platform has access to those decisions, because they're internal to this team — the same logic already used below to rule out APM/RUM as licensed-platform territory.</w:t>
+        <w:t xml:space="preserve">Not directly checked against Pluralsight or iMocha's catalogs, and that check wouldn't settle much either way: those platforms almost certainly carry a generic observability or structured-logging course, since portable, vendor-agnostic theory is exactly their lane. That's not disqualifying, because this course teaches the opposite: the reasoning behind the team's applied standard — why a shared-state approach to correlation IDs breaks across an async boundary and what actually fixes it, why an unbounded metric label can quietly blow up in cost, why host-level and app-level metrics answer different diagnostic questions — demonstrated end-to-end inside one real running system rather than described in the abstract. The specific stack (NestJS, Winston, cAdvisor) is the vehicle for showing this concretely, not the subject being taught, and no external platform can show a specific team's own convention regardless of which vehicle it uses.</w:t>
       </w:r>
       <w:r>
         <w:rPr>

--- a/growth-portal-course/observability-gp-template-filled.docx
+++ b/growth-portal-course/observability-gp-template-filled.docx
@@ -358,7 +358,7 @@
           <w:sz w:val="22"/>
           <w:szCs w:val="22"/>
         </w:rPr>
-        <w:t xml:space="preserve">Not directly checked against Pluralsight or iMocha's catalogs, and that check wouldn't settle much either way: those platforms almost certainly carry a generic observability or structured-logging course, since portable, vendor-agnostic theory is exactly their lane. That's not disqualifying, because this course teaches the opposite: the reasoning behind the team's applied standard — why a shared-state approach to correlation IDs breaks across an async boundary and what actually fixes it, why an unbounded metric label can quietly blow up in cost, why host-level and app-level metrics answer different diagnostic questions — demonstrated end-to-end inside one real running system rather than described in the abstract. The specific stack (NestJS, Winston, cAdvisor) is the vehicle for showing this concretely, not the subject being taught, and no external platform can show a specific team's own convention regardless of which vehicle it uses.</w:t>
+        <w:t xml:space="preserve">Not directly checked against Pluralsight or iMocha's catalogs, and that check wouldn't settle much either way: those platforms almost certainly carry a generic observability or structured-logging course, since portable, vendor-agnostic theory is exactly their lane. That's not disqualifying, because this course teaches the opposite: the reasoning behind a proposed, concrete standard — most directly applicable to Node/NestJS-based projects, since that's the stack it's demonstrated in, and offered as a reference rather than an already-adopted org-wide policy — for why a shared-state approach to correlation IDs breaks across an async boundary and what actually fixes it, why an unbounded metric label can quietly blow up in cost, why host-level and app-level metrics answer different diagnostic questions — demonstrated end-to-end inside one real running system rather than described in the abstract. The specific stack (NestJS, Winston, cAdvisor) is the vehicle for showing this concretely, not the subject being taught, and no external platform can show this specific, proposed convention regardless of which vehicle it uses.</w:t>
       </w:r>
       <w:r>
         <w:rPr>
